--- a/flow/20230914_vu_template/воскресні.docx
+++ b/flow/20230914_vu_template/воскресні.docx
@@ -45,87 +45,67 @@
     </w:p>
     <w:p>
       <w:pPr>
+        <w:spacing w:after="120" w:line="240" w:lineRule="auto"/>
+        <w:rPr>
+          <w:rFonts w:ascii="Times New Roman" w:eastAsia="Times New Roman" w:hAnsi="Times New Roman" w:cs="Times New Roman"/>
+          <w:sz w:val="24"/>
+          <w:szCs w:val="24"/>
+          <w:lang w:eastAsia="uk-UA"/>
+        </w:rPr>
+      </w:pPr>
+      <w:bookmarkStart w:id="0" w:name="_Hlk83714864"/>
+      <w:r>
+        <w:rPr>
+          <w:rFonts w:ascii="Times New Roman" w:eastAsia="Times New Roman" w:hAnsi="Times New Roman" w:cs="Times New Roman"/>
+          <w:i/>
+          <w:iCs/>
+          <w:color w:val="FF4400"/>
+          <w:sz w:val="24"/>
+          <w:szCs w:val="24"/>
+          <w:lang w:eastAsia="uk-UA"/>
+        </w:rPr>
+        <w:t>Тропар (г. 1):</w:t>
+      </w:r>
+      <w:r>
+        <w:rPr>
+          <w:rFonts w:ascii="Times New Roman" w:eastAsia="Times New Roman" w:hAnsi="Times New Roman" w:cs="Times New Roman"/>
+          <w:color w:val="333333"/>
+          <w:sz w:val="24"/>
+          <w:szCs w:val="24"/>
+          <w:lang w:eastAsia="uk-UA"/>
+        </w:rPr>
+        <w:t xml:space="preserve"> Хоч ка́мінь запеча́тали юде́ї* і во́їни стерегли́ пречи́сте ті́ло Твоє́,* воскре́с Ти на тре́тій день, Спа́се,* дару́ючи сві́тові життя́.* Ра́ди цьо́го си́ли небе́сні взива́ли до Те́бе, Життєда́вче:* Сла́ва воскресі́нню Твоє́му, Хри́сте,* сла́ва ца́рству Твоє́му,* сла́ва про́мислові Твоє́му,* єди́ний Людинолю́бче.</w:t>
+      </w:r>
+    </w:p>
+    <w:p>
+      <w:pPr>
         <w:rPr>
           <w:rFonts w:ascii="Times New Roman" w:hAnsi="Times New Roman" w:cs="Times New Roman"/>
           <w:sz w:val="24"/>
           <w:szCs w:val="24"/>
         </w:rPr>
       </w:pPr>
-      <w:bookmarkStart w:id="0" w:name="_Hlk83714864"/>
       <w:r>
         <w:rPr>
           <w:rFonts w:ascii="Times New Roman" w:eastAsia="Times New Roman" w:hAnsi="Times New Roman" w:cs="Times New Roman"/>
           <w:i/>
-          <w:color w:val="FF0000"/>
-          <w:sz w:val="24"/>
-        </w:rPr>
-        <w:t>Тропар (г. 1):</w:t>
-      </w:r>
-      <w:r>
-        <w:rPr>
-          <w:rFonts w:ascii="Times New Roman" w:hAnsi="Times New Roman" w:cs="Times New Roman"/>
-          <w:sz w:val="24"/>
-          <w:szCs w:val="24"/>
-        </w:rPr>
-        <w:t xml:space="preserve"> Хоч камінь запечатали юдеї * і воїни стерегли пречисте тіло Твоє, * воскрес Ти, тридневний Спасе, * даруючи світові життя. * Ради цього сили небесні взивали до Те</w:t>
-      </w:r>
-      <w:r>
-        <w:rPr>
-          <w:rFonts w:ascii="Times New Roman" w:hAnsi="Times New Roman" w:cs="Times New Roman"/>
-          <w:sz w:val="24"/>
-          <w:szCs w:val="24"/>
-        </w:rPr>
-        <w:t>бе, Життєдавче: * Слава воскресі</w:t>
-      </w:r>
-      <w:r>
-        <w:rPr>
-          <w:rFonts w:ascii="Times New Roman" w:hAnsi="Times New Roman" w:cs="Times New Roman"/>
-          <w:sz w:val="24"/>
-          <w:szCs w:val="24"/>
-        </w:rPr>
-        <w:t>нню Твоєму, Христе, * слава царству Твоєму, * слава промислові Твоєму, * єдиний Чоловіколюбець.</w:t>
-      </w:r>
-    </w:p>
-    <w:p>
-      <w:pPr>
-        <w:rPr>
-          <w:rFonts w:ascii="Times New Roman" w:hAnsi="Times New Roman" w:cs="Times New Roman"/>
-          <w:sz w:val="24"/>
-          <w:szCs w:val="24"/>
-        </w:rPr>
-      </w:pPr>
-      <w:r>
-        <w:rPr>
-          <w:rFonts w:ascii="Times New Roman" w:eastAsia="Times New Roman" w:hAnsi="Times New Roman" w:cs="Times New Roman"/>
-          <w:i/>
-          <w:color w:val="FF0000"/>
-          <w:sz w:val="24"/>
+          <w:iCs/>
+          <w:color w:val="FF4400"/>
+          <w:sz w:val="24"/>
+          <w:szCs w:val="24"/>
+          <w:lang w:eastAsia="uk-UA"/>
         </w:rPr>
         <w:t>Кондак (г. 1):</w:t>
       </w:r>
       <w:r>
         <w:rPr>
-          <w:rFonts w:ascii="Times New Roman" w:hAnsi="Times New Roman" w:cs="Times New Roman"/>
-          <w:sz w:val="24"/>
-          <w:szCs w:val="24"/>
-        </w:rPr>
-        <w:t xml:space="preserve"> Воскрес Ти як Бог із гробу у славі * і світ із собою воскресив, * і людське єство як Бога оспівує Тебе, * і смерть щезла. * Адам же ликує, Владико, * і Єва нині, від узів ізбавляючись, радується, взиваючи: * Ти, Хрис</w:t>
-      </w:r>
-      <w:r>
-        <w:rPr>
-          <w:rFonts w:ascii="Times New Roman" w:hAnsi="Times New Roman" w:cs="Times New Roman"/>
-          <w:sz w:val="24"/>
-          <w:szCs w:val="24"/>
-        </w:rPr>
-        <w:t>те, той, хто всім подає воскресі</w:t>
-      </w:r>
-      <w:r>
-        <w:rPr>
-          <w:rFonts w:ascii="Times New Roman" w:hAnsi="Times New Roman" w:cs="Times New Roman"/>
-          <w:sz w:val="24"/>
-          <w:szCs w:val="24"/>
-        </w:rPr>
-        <w:t>ння.</w:t>
+          <w:rFonts w:ascii="Times New Roman" w:eastAsia="Times New Roman" w:hAnsi="Times New Roman" w:cs="Times New Roman"/>
+          <w:color w:val="333333"/>
+          <w:sz w:val="24"/>
+          <w:szCs w:val="24"/>
+          <w:lang w:eastAsia="uk-UA"/>
+        </w:rPr>
+        <w:t xml:space="preserve"> Воскре́с Ти як Бог із гро́бу у сла́ві* і світ із Собо́ю воскреси́в,* і людське́ єство́ як Бо́га оспі́вує Тебе́,* і смерть ще́зла.* Ада́м же лику́є, Влади́ко,* і Є́ва ни́ні, від у́зів визволя́ючись, ра́дується, взива́ючи:* Ти, Хри́сте, Той, Хто всім подає́ воскресі́ння.</w:t>
       </w:r>
     </w:p>
     <w:bookmarkEnd w:id="0"/>
@@ -155,60 +135,70 @@
     </w:p>
     <w:p>
       <w:pPr>
+        <w:spacing w:after="120" w:line="240" w:lineRule="auto"/>
+        <w:rPr>
+          <w:rFonts w:ascii="Times New Roman" w:eastAsia="Times New Roman" w:hAnsi="Times New Roman" w:cs="Times New Roman"/>
+          <w:sz w:val="24"/>
+          <w:szCs w:val="24"/>
+          <w:lang w:eastAsia="uk-UA"/>
+        </w:rPr>
+      </w:pPr>
+      <w:bookmarkStart w:id="1" w:name="_Hlk83715064"/>
+      <w:r>
+        <w:rPr>
+          <w:rFonts w:ascii="Times New Roman" w:eastAsia="Times New Roman" w:hAnsi="Times New Roman" w:cs="Times New Roman"/>
+          <w:i/>
+          <w:iCs/>
+          <w:color w:val="FF4400"/>
+          <w:sz w:val="24"/>
+          <w:szCs w:val="24"/>
+          <w:lang w:eastAsia="uk-UA"/>
+        </w:rPr>
+        <w:t>Тропар (г. 2):</w:t>
+      </w:r>
+      <w:r>
+        <w:rPr>
+          <w:rFonts w:ascii="Times New Roman" w:eastAsia="Times New Roman" w:hAnsi="Times New Roman" w:cs="Times New Roman"/>
+          <w:color w:val="333333"/>
+          <w:sz w:val="24"/>
+          <w:szCs w:val="24"/>
+          <w:lang w:eastAsia="uk-UA"/>
+        </w:rPr>
+        <w:t xml:space="preserve"> Коли́ зійшо́в Ти до сме́рти, Життя́ безсме́ртне,* тоді́ ад умертви́в Ти збли́ском божества́.* Коли́ ж і уме́рлих із глиби́н підзе́мних воскреси́в Ти,* всі си́ли небе́сні взива́ли:* Життєда́вче, Хри́сте Бо́же наш, сла́ва Тобі́.</w:t>
+      </w:r>
+    </w:p>
+    <w:p>
+      <w:pPr>
         <w:rPr>
           <w:rFonts w:ascii="Times New Roman" w:hAnsi="Times New Roman" w:cs="Times New Roman"/>
           <w:sz w:val="24"/>
           <w:szCs w:val="24"/>
         </w:rPr>
       </w:pPr>
-      <w:bookmarkStart w:id="1" w:name="_Hlk83715028"/>
       <w:r>
         <w:rPr>
           <w:rFonts w:ascii="Times New Roman" w:eastAsia="Times New Roman" w:hAnsi="Times New Roman" w:cs="Times New Roman"/>
           <w:i/>
-          <w:color w:val="FF0000"/>
-          <w:sz w:val="24"/>
-        </w:rPr>
-        <w:t>Тропар (г. 2):</w:t>
-      </w:r>
-      <w:r>
-        <w:rPr>
-          <w:rFonts w:ascii="Times New Roman" w:hAnsi="Times New Roman" w:cs="Times New Roman"/>
-          <w:sz w:val="24"/>
-          <w:szCs w:val="24"/>
-        </w:rPr>
-        <w:t xml:space="preserve"> Коли зійшов Ти до смерти, Життя безсмертне, * тоді ад умертвив Ти блистінням божества. * Коли ж і умерлих із глибин підземних воскресив Ти, * всі сили небесні взивали: * Життєдавче, Христе Боже наш, слава Тобі.</w:t>
-      </w:r>
-    </w:p>
-    <w:p>
-      <w:pPr>
-        <w:rPr>
-          <w:rFonts w:ascii="Times New Roman" w:hAnsi="Times New Roman" w:cs="Times New Roman"/>
-          <w:sz w:val="24"/>
-          <w:szCs w:val="24"/>
-        </w:rPr>
-      </w:pPr>
-      <w:bookmarkStart w:id="2" w:name="_Hlk83715064"/>
-      <w:bookmarkEnd w:id="1"/>
-      <w:r>
-        <w:rPr>
-          <w:rFonts w:ascii="Times New Roman" w:eastAsia="Times New Roman" w:hAnsi="Times New Roman" w:cs="Times New Roman"/>
-          <w:i/>
-          <w:color w:val="FF0000"/>
-          <w:sz w:val="24"/>
+          <w:iCs/>
+          <w:color w:val="FF4400"/>
+          <w:sz w:val="24"/>
+          <w:szCs w:val="24"/>
+          <w:lang w:eastAsia="uk-UA"/>
         </w:rPr>
         <w:t>Кондак (г. 2):</w:t>
       </w:r>
       <w:r>
         <w:rPr>
-          <w:rFonts w:ascii="Times New Roman" w:hAnsi="Times New Roman" w:cs="Times New Roman"/>
-          <w:sz w:val="24"/>
-          <w:szCs w:val="24"/>
-        </w:rPr>
-        <w:t xml:space="preserve"> Воскрес єси з гробу, всесильний Спасе, * і ад, увидівши чудо, зжахнувся, і мертві востали, * а творіння, бачачи, радується разом з тобою, * і Адам веселиться, і світ, Спасе мій, оспівує Тебе повсякчасно.</w:t>
-      </w:r>
-    </w:p>
-    <w:bookmarkEnd w:id="2"/>
+          <w:rFonts w:ascii="Times New Roman" w:eastAsia="Times New Roman" w:hAnsi="Times New Roman" w:cs="Times New Roman"/>
+          <w:color w:val="333333"/>
+          <w:sz w:val="24"/>
+          <w:szCs w:val="24"/>
+          <w:lang w:eastAsia="uk-UA"/>
+        </w:rPr>
+        <w:t xml:space="preserve"> Воскре́с єси́ з гро́бу, всеси́льний Спа́се,* і ад, ви́дівши чу́до, вжахну́вся, і ме́ртві возста́ли,* а творі́ння, ба́чачи це, ра́дується ра́зом з Тобо́ю,* і Ада́м весели́ться, і світ, Спа́се мій, оспі́вує Тебе́ повсякча́сно.</w:t>
+      </w:r>
+    </w:p>
+    <w:bookmarkEnd w:id="1"/>
     <w:p>
       <w:pPr>
         <w:pStyle w:val="2"/>
@@ -235,6 +225,39 @@
     </w:p>
     <w:p>
       <w:pPr>
+        <w:spacing w:after="120" w:line="240" w:lineRule="auto"/>
+        <w:rPr>
+          <w:rFonts w:ascii="Times New Roman" w:eastAsia="Times New Roman" w:hAnsi="Times New Roman" w:cs="Times New Roman"/>
+          <w:sz w:val="24"/>
+          <w:szCs w:val="24"/>
+          <w:lang w:eastAsia="uk-UA"/>
+        </w:rPr>
+      </w:pPr>
+      <w:r>
+        <w:rPr>
+          <w:rFonts w:ascii="Times New Roman" w:eastAsia="Times New Roman" w:hAnsi="Times New Roman" w:cs="Times New Roman"/>
+          <w:i/>
+          <w:iCs/>
+          <w:color w:val="FF4400"/>
+          <w:sz w:val="24"/>
+          <w:szCs w:val="24"/>
+          <w:lang w:eastAsia="uk-UA"/>
+        </w:rPr>
+        <w:t xml:space="preserve">Тропар (г. 3): </w:t>
+      </w:r>
+      <w:r>
+        <w:rPr>
+          <w:rFonts w:ascii="Times New Roman" w:eastAsia="Times New Roman" w:hAnsi="Times New Roman" w:cs="Times New Roman"/>
+          <w:color w:val="333333"/>
+          <w:sz w:val="24"/>
+          <w:szCs w:val="24"/>
+          <w:lang w:eastAsia="uk-UA"/>
+        </w:rPr>
+        <w:t>Хай веселя́ться небе́сні, хай ра́дуються земні́ї,* бо яви́в могу́тність руки́ Своє́ї Госпо́дь,* подола́в сме́ртю смерть, пе́рвенцем ме́ртвих став,* з безо́дні а́ду ви́зволив нас* і пода́в сві́тові вели́ку ми́лість.</w:t>
+      </w:r>
+    </w:p>
+    <w:p>
+      <w:pPr>
         <w:rPr>
           <w:rFonts w:ascii="Times New Roman" w:hAnsi="Times New Roman" w:cs="Times New Roman"/>
           <w:sz w:val="24"/>
@@ -245,44 +268,23 @@
         <w:rPr>
           <w:rFonts w:ascii="Times New Roman" w:eastAsia="Times New Roman" w:hAnsi="Times New Roman" w:cs="Times New Roman"/>
           <w:i/>
-          <w:color w:val="FF0000"/>
-          <w:sz w:val="24"/>
-        </w:rPr>
-        <w:t>Тропар (г. 3):</w:t>
-      </w:r>
-      <w:r>
-        <w:rPr>
-          <w:rFonts w:ascii="Times New Roman" w:hAnsi="Times New Roman" w:cs="Times New Roman"/>
-          <w:sz w:val="24"/>
-          <w:szCs w:val="24"/>
-        </w:rPr>
-        <w:t xml:space="preserve"> Нехай веселиться небесні, нехай радуються земнії, * бо сотворив владу рукою своєю Господь, * подолав смертю смерть, первенцем мертвих став, * з безодні аду ізбавив нас і подав світові велику милість.</w:t>
-      </w:r>
-    </w:p>
-    <w:p>
-      <w:pPr>
-        <w:rPr>
-          <w:rFonts w:ascii="Times New Roman" w:hAnsi="Times New Roman" w:cs="Times New Roman"/>
-          <w:sz w:val="24"/>
-          <w:szCs w:val="24"/>
-        </w:rPr>
-      </w:pPr>
-      <w:r>
-        <w:rPr>
-          <w:rFonts w:ascii="Times New Roman" w:eastAsia="Times New Roman" w:hAnsi="Times New Roman" w:cs="Times New Roman"/>
-          <w:i/>
-          <w:color w:val="FF0000"/>
-          <w:sz w:val="24"/>
-        </w:rPr>
-        <w:t>Кондак (г. 3):</w:t>
-      </w:r>
-      <w:r>
-        <w:rPr>
-          <w:rFonts w:ascii="Times New Roman" w:hAnsi="Times New Roman" w:cs="Times New Roman"/>
-          <w:sz w:val="24"/>
-          <w:szCs w:val="24"/>
-        </w:rPr>
-        <w:t xml:space="preserve"> Воскрес Ти днесь із гробу, Щедрий, * і нас возвів Ти із врат смертних, * днесь Адам ликує і радується Єва, * а разом пророки з патріархами неперестанно оспівують * божественну могутність влади Твоєї.</w:t>
+          <w:iCs/>
+          <w:color w:val="FF4400"/>
+          <w:sz w:val="24"/>
+          <w:szCs w:val="24"/>
+          <w:lang w:eastAsia="uk-UA"/>
+        </w:rPr>
+        <w:t xml:space="preserve">Кондак (г. 3): </w:t>
+      </w:r>
+      <w:r>
+        <w:rPr>
+          <w:rFonts w:ascii="Times New Roman" w:eastAsia="Times New Roman" w:hAnsi="Times New Roman" w:cs="Times New Roman"/>
+          <w:color w:val="333333"/>
+          <w:sz w:val="24"/>
+          <w:szCs w:val="24"/>
+          <w:lang w:eastAsia="uk-UA"/>
+        </w:rPr>
+        <w:t>Воскре́с Ти днесь із гро́бу, Ще́дрий,* і нас ви́вів Ти із врат сме́ртних,* днесь Ада́м лику́є і ра́дується Є́ва,* а проро́ки ра́зом із патрія́рхами непереста́нно оспі́вують* божестве́нну могу́тність вла́ди Твоє́ї.</w:t>
       </w:r>
     </w:p>
     <w:p>
@@ -321,6 +323,39 @@
     </w:p>
     <w:p>
       <w:pPr>
+        <w:spacing w:after="120" w:line="240" w:lineRule="auto"/>
+        <w:rPr>
+          <w:rFonts w:ascii="Times New Roman" w:eastAsia="Times New Roman" w:hAnsi="Times New Roman" w:cs="Times New Roman"/>
+          <w:sz w:val="24"/>
+          <w:szCs w:val="24"/>
+          <w:lang w:eastAsia="uk-UA"/>
+        </w:rPr>
+      </w:pPr>
+      <w:r>
+        <w:rPr>
+          <w:rFonts w:ascii="Times New Roman" w:eastAsia="Times New Roman" w:hAnsi="Times New Roman" w:cs="Times New Roman"/>
+          <w:i/>
+          <w:iCs/>
+          <w:color w:val="FF4400"/>
+          <w:sz w:val="24"/>
+          <w:szCs w:val="24"/>
+          <w:lang w:eastAsia="uk-UA"/>
+        </w:rPr>
+        <w:t xml:space="preserve">Тропар (г. 4): </w:t>
+      </w:r>
+      <w:r>
+        <w:rPr>
+          <w:rFonts w:ascii="Times New Roman" w:eastAsia="Times New Roman" w:hAnsi="Times New Roman" w:cs="Times New Roman"/>
+          <w:color w:val="333333"/>
+          <w:sz w:val="24"/>
+          <w:szCs w:val="24"/>
+          <w:lang w:eastAsia="uk-UA"/>
+        </w:rPr>
+        <w:t>Сві́тлую воскресі́ння про́повідь від а́нгела взна́вши* і пра́дідне осу́дження відки́нувши,* Госпо́дні учени́ці, хва́лячись, апо́столам мо́вили:* Повали́лася смерть, воскре́с Христо́с Бог,* дару́ючи сві́тові вели́ку ми́лість.</w:t>
+      </w:r>
+    </w:p>
+    <w:p>
+      <w:pPr>
         <w:rPr>
           <w:rFonts w:ascii="Times New Roman" w:hAnsi="Times New Roman" w:cs="Times New Roman"/>
           <w:sz w:val="24"/>
@@ -331,10 +366,23 @@
         <w:rPr>
           <w:rFonts w:ascii="Times New Roman" w:eastAsia="Times New Roman" w:hAnsi="Times New Roman" w:cs="Times New Roman"/>
           <w:i/>
-          <w:color w:val="FF0000"/>
-          <w:sz w:val="24"/>
-        </w:rPr>
-        <w:t>Тропар (г. 4):</w:t>
+          <w:iCs/>
+          <w:color w:val="FF4400"/>
+          <w:sz w:val="24"/>
+          <w:szCs w:val="24"/>
+          <w:lang w:eastAsia="uk-UA"/>
+        </w:rPr>
+        <w:t xml:space="preserve">Кондак (г. 4): </w:t>
+      </w:r>
+      <w:r>
+        <w:rPr>
+          <w:rFonts w:ascii="Times New Roman" w:eastAsia="Times New Roman" w:hAnsi="Times New Roman" w:cs="Times New Roman"/>
+          <w:color w:val="333333"/>
+          <w:sz w:val="24"/>
+          <w:szCs w:val="24"/>
+          <w:lang w:eastAsia="uk-UA"/>
+        </w:rPr>
+        <w:t>Спас і Визволи́тель мій* із гро́бу як Бог* воскреси́в від око́в земноро́джених* і врата́ а́дові сокруши́в,* і як Влади́ка* воскре́с тридне́вний</w:t>
       </w:r>
       <w:r>
         <w:rPr>
@@ -342,41 +390,7 @@
           <w:sz w:val="24"/>
           <w:szCs w:val="24"/>
         </w:rPr>
-        <w:t xml:space="preserve"> Світлую воскресі</w:t>
-      </w:r>
-      <w:r>
-        <w:rPr>
-          <w:rFonts w:ascii="Times New Roman" w:hAnsi="Times New Roman" w:cs="Times New Roman"/>
-          <w:sz w:val="24"/>
-          <w:szCs w:val="24"/>
-        </w:rPr>
-        <w:t>ння проповідь * від ангела взнавши, Господні учениці, * і прадідне осудження відкинувши, * апостолам, хвалячися, мовили: * Повалилася смерть, воскрес Христос Бог, * даруючи світові велику милість.</w:t>
-      </w:r>
-    </w:p>
-    <w:p>
-      <w:pPr>
-        <w:rPr>
-          <w:rFonts w:ascii="Times New Roman" w:hAnsi="Times New Roman" w:cs="Times New Roman"/>
-          <w:sz w:val="24"/>
-          <w:szCs w:val="24"/>
-        </w:rPr>
-      </w:pPr>
-      <w:r>
-        <w:rPr>
-          <w:rFonts w:ascii="Times New Roman" w:eastAsia="Times New Roman" w:hAnsi="Times New Roman" w:cs="Times New Roman"/>
-          <w:i/>
-          <w:color w:val="FF0000"/>
-          <w:sz w:val="24"/>
-        </w:rPr>
-        <w:t>Кондак (г. 4):</w:t>
-      </w:r>
-      <w:r>
-        <w:rPr>
-          <w:rFonts w:ascii="Times New Roman" w:hAnsi="Times New Roman" w:cs="Times New Roman"/>
-          <w:sz w:val="24"/>
-          <w:szCs w:val="24"/>
-        </w:rPr>
-        <w:t xml:space="preserve"> Спас і Ізбавитель мій * із гробу як Бог * воскресив від узів земнороджених * і врата адові .сокрушив, * і як Владика * воскрес тридневний.</w:t>
+        <w:t>.</w:t>
       </w:r>
     </w:p>
     <w:p>
@@ -405,6 +419,39 @@
     </w:p>
     <w:p>
       <w:pPr>
+        <w:spacing w:after="120" w:line="240" w:lineRule="auto"/>
+        <w:rPr>
+          <w:rFonts w:ascii="Times New Roman" w:eastAsia="Times New Roman" w:hAnsi="Times New Roman" w:cs="Times New Roman"/>
+          <w:sz w:val="24"/>
+          <w:szCs w:val="24"/>
+          <w:lang w:eastAsia="uk-UA"/>
+        </w:rPr>
+      </w:pPr>
+      <w:r>
+        <w:rPr>
+          <w:rFonts w:ascii="Times New Roman" w:eastAsia="Times New Roman" w:hAnsi="Times New Roman" w:cs="Times New Roman"/>
+          <w:i/>
+          <w:iCs/>
+          <w:color w:val="FF4400"/>
+          <w:sz w:val="24"/>
+          <w:szCs w:val="24"/>
+          <w:lang w:eastAsia="uk-UA"/>
+        </w:rPr>
+        <w:t xml:space="preserve">Тропар (г. 5): </w:t>
+      </w:r>
+      <w:r>
+        <w:rPr>
+          <w:rFonts w:ascii="Times New Roman" w:eastAsia="Times New Roman" w:hAnsi="Times New Roman" w:cs="Times New Roman"/>
+          <w:color w:val="333333"/>
+          <w:sz w:val="24"/>
+          <w:szCs w:val="24"/>
+          <w:lang w:eastAsia="uk-UA"/>
+        </w:rPr>
+        <w:t>Собезнача́льне Сло́во Отцю́ і Ду́хові,* від Ді́ви наро́джене на спасі́ння на́ше,* оспіва́ймо, ві́рні, і поклоні́мся,* бо благоволи́в пло́ттю зійти́ на хрест* і смерть перетерпі́ти, і воскреси́ти уме́рлих* сла́вним воскресі́нням Свої́м.</w:t>
+      </w:r>
+    </w:p>
+    <w:p>
+      <w:pPr>
         <w:rPr>
           <w:rFonts w:ascii="Times New Roman" w:hAnsi="Times New Roman" w:cs="Times New Roman"/>
           <w:sz w:val="24"/>
@@ -415,60 +462,23 @@
         <w:rPr>
           <w:rFonts w:ascii="Times New Roman" w:eastAsia="Times New Roman" w:hAnsi="Times New Roman" w:cs="Times New Roman"/>
           <w:i/>
-          <w:color w:val="FF0000"/>
-          <w:sz w:val="24"/>
-        </w:rPr>
-        <w:t>Тропар (г. 5):</w:t>
-      </w:r>
-      <w:r>
-        <w:rPr>
-          <w:rFonts w:ascii="Times New Roman" w:hAnsi="Times New Roman" w:cs="Times New Roman"/>
-          <w:sz w:val="24"/>
-          <w:szCs w:val="24"/>
-        </w:rPr>
-        <w:t xml:space="preserve"> Собезначальне Слово Отцю і Духові, * від Діви роджене на спасення наше, * оспіваймо, вірні, і поклонімся, * бо благоволив плоттю зійти на хрест * і смерть перетерпіти, і воскресити умерлих </w:t>
-      </w:r>
-      <w:r>
-        <w:rPr>
-          <w:rFonts w:ascii="Times New Roman" w:hAnsi="Times New Roman" w:cs="Times New Roman"/>
-          <w:sz w:val="24"/>
-          <w:szCs w:val="24"/>
-        </w:rPr>
-        <w:t>* славним воскресі</w:t>
-      </w:r>
-      <w:r>
-        <w:rPr>
-          <w:rFonts w:ascii="Times New Roman" w:hAnsi="Times New Roman" w:cs="Times New Roman"/>
-          <w:sz w:val="24"/>
-          <w:szCs w:val="24"/>
-        </w:rPr>
-        <w:t>нням своїм.</w:t>
-      </w:r>
-    </w:p>
-    <w:p>
-      <w:pPr>
-        <w:rPr>
-          <w:rFonts w:ascii="Times New Roman" w:hAnsi="Times New Roman" w:cs="Times New Roman"/>
-          <w:sz w:val="24"/>
-          <w:szCs w:val="24"/>
-        </w:rPr>
-      </w:pPr>
-      <w:r>
-        <w:rPr>
-          <w:rFonts w:ascii="Times New Roman" w:eastAsia="Times New Roman" w:hAnsi="Times New Roman" w:cs="Times New Roman"/>
-          <w:i/>
-          <w:color w:val="FF0000"/>
-          <w:sz w:val="24"/>
-        </w:rPr>
-        <w:t>Кондак (г. 5):</w:t>
-      </w:r>
-      <w:r>
-        <w:rPr>
-          <w:rFonts w:ascii="Times New Roman" w:hAnsi="Times New Roman" w:cs="Times New Roman"/>
-          <w:sz w:val="24"/>
-          <w:szCs w:val="24"/>
-        </w:rPr>
-        <w:t xml:space="preserve"> До аду, Спасе мій, зійшов Ти * і врата сокрушив Ти як всесильний, * умерлих як Творець воскресив з собою * і смерти жало сокрушив Ти, * і Адам від клятви ізбавився, Чоловіколюбче. * Тому і всі зовемо: Спаси нас, Господи.</w:t>
+          <w:iCs/>
+          <w:color w:val="FF4400"/>
+          <w:sz w:val="24"/>
+          <w:szCs w:val="24"/>
+          <w:lang w:eastAsia="uk-UA"/>
+        </w:rPr>
+        <w:t xml:space="preserve">Кондак (г. 5): </w:t>
+      </w:r>
+      <w:r>
+        <w:rPr>
+          <w:rFonts w:ascii="Times New Roman" w:eastAsia="Times New Roman" w:hAnsi="Times New Roman" w:cs="Times New Roman"/>
+          <w:color w:val="333333"/>
+          <w:sz w:val="24"/>
+          <w:szCs w:val="24"/>
+          <w:lang w:eastAsia="uk-UA"/>
+        </w:rPr>
+        <w:t>До а́ду, Спа́се мій, зійшо́в Ти* і врата́ сокруши́в як всеси́льний,* уме́рлих як Творе́ць воскреси́в з Собо́ю* і сме́рти жа́ло сокруши́в,* і Ада́м від прокля́ття ви́зволився, Людинолю́бче.* Тому́ всі зове́мо: Спаси́ нас, Го́споди.</w:t>
       </w:r>
     </w:p>
     <w:p>
@@ -497,96 +507,66 @@
     </w:p>
     <w:p>
       <w:pPr>
+        <w:spacing w:after="120" w:line="240" w:lineRule="auto"/>
+        <w:rPr>
+          <w:rFonts w:ascii="Times New Roman" w:eastAsia="Times New Roman" w:hAnsi="Times New Roman" w:cs="Times New Roman"/>
+          <w:sz w:val="24"/>
+          <w:szCs w:val="24"/>
+          <w:lang w:eastAsia="uk-UA"/>
+        </w:rPr>
+      </w:pPr>
+      <w:r>
+        <w:rPr>
+          <w:rFonts w:ascii="Times New Roman" w:eastAsia="Times New Roman" w:hAnsi="Times New Roman" w:cs="Times New Roman"/>
+          <w:i/>
+          <w:iCs/>
+          <w:color w:val="FF4400"/>
+          <w:sz w:val="24"/>
+          <w:szCs w:val="24"/>
+          <w:lang w:eastAsia="uk-UA"/>
+        </w:rPr>
+        <w:t xml:space="preserve">Тропар (г. 6): </w:t>
+      </w:r>
+      <w:r>
+        <w:rPr>
+          <w:rFonts w:ascii="Times New Roman" w:eastAsia="Times New Roman" w:hAnsi="Times New Roman" w:cs="Times New Roman"/>
+          <w:color w:val="333333"/>
+          <w:sz w:val="24"/>
+          <w:szCs w:val="24"/>
+          <w:lang w:eastAsia="uk-UA"/>
+        </w:rPr>
+        <w:t>А́нгельські си́ли – на гро́бі Твої́м,* а сторо́жа омертві́ла.*  Ма́рія ж стоя́ла у гро́бі,* шука́ючи пречи́стого ті́ла Твого́.* Полони́в Ти ад, та не перемо́жений ним,* зустрі́в Ти Ді́ву, дару́ючи життя́.* Воскре́слий з ме́ртвих Го́споди, сла́ва Тоб́і.</w:t>
+      </w:r>
+    </w:p>
+    <w:p>
+      <w:pPr>
         <w:rPr>
           <w:rFonts w:ascii="Times New Roman" w:hAnsi="Times New Roman" w:cs="Times New Roman"/>
           <w:sz w:val="24"/>
           <w:szCs w:val="24"/>
         </w:rPr>
       </w:pPr>
-      <w:bookmarkStart w:id="3" w:name="_Hlk83715940"/>
       <w:r>
         <w:rPr>
           <w:rFonts w:ascii="Times New Roman" w:eastAsia="Times New Roman" w:hAnsi="Times New Roman" w:cs="Times New Roman"/>
           <w:i/>
-          <w:color w:val="FF0000"/>
-          <w:sz w:val="24"/>
-        </w:rPr>
-        <w:t>Тропар (г. 6):</w:t>
-      </w:r>
-      <w:r>
-        <w:rPr>
-          <w:rFonts w:ascii="Times New Roman" w:hAnsi="Times New Roman" w:cs="Times New Roman"/>
-          <w:sz w:val="24"/>
-          <w:szCs w:val="24"/>
-        </w:rPr>
-        <w:t xml:space="preserve"> Ангельські сили на гробі Т</w:t>
-      </w:r>
-      <w:r>
-        <w:rPr>
-          <w:rFonts w:ascii="Times New Roman" w:hAnsi="Times New Roman" w:cs="Times New Roman"/>
-          <w:sz w:val="24"/>
-          <w:szCs w:val="24"/>
-        </w:rPr>
-        <w:t>воїм * і ті, що стерегли, змертвіли * і стояла Марія у гробі, * шукаючи пречистого тіла твого. * Полонив Ти ада, та не спокусився ним, * зустрів єси Діву, даруючи життя. * Воскреслий з мертвих Господи, слава Тобі.</w:t>
-      </w:r>
-    </w:p>
-    <w:bookmarkEnd w:id="3"/>
-    <w:p>
-      <w:pPr>
-        <w:rPr>
-          <w:rFonts w:ascii="Times New Roman" w:hAnsi="Times New Roman" w:cs="Times New Roman"/>
-          <w:sz w:val="24"/>
-          <w:szCs w:val="24"/>
-        </w:rPr>
-      </w:pPr>
-      <w:r>
-        <w:rPr>
-          <w:rFonts w:ascii="Times New Roman" w:eastAsia="Times New Roman" w:hAnsi="Times New Roman" w:cs="Times New Roman"/>
-          <w:i/>
-          <w:color w:val="FF0000"/>
-          <w:sz w:val="24"/>
-        </w:rPr>
-        <w:t>Кондак (г. 6):</w:t>
-      </w:r>
-      <w:r>
-        <w:rPr>
-          <w:rFonts w:ascii="Times New Roman" w:hAnsi="Times New Roman" w:cs="Times New Roman"/>
-          <w:sz w:val="24"/>
-          <w:szCs w:val="24"/>
-        </w:rPr>
-        <w:t xml:space="preserve"> Життєначальною долонею * умерлих із мрячних долин * Життєдавець воскреси</w:t>
-      </w:r>
-      <w:r>
-        <w:rPr>
-          <w:rFonts w:ascii="Times New Roman" w:hAnsi="Times New Roman" w:cs="Times New Roman"/>
-          <w:sz w:val="24"/>
-          <w:szCs w:val="24"/>
-        </w:rPr>
-        <w:t>в усіх – Христос Бог, * воскресі</w:t>
-      </w:r>
-      <w:r>
-        <w:rPr>
-          <w:rFonts w:ascii="Times New Roman" w:hAnsi="Times New Roman" w:cs="Times New Roman"/>
-          <w:sz w:val="24"/>
-          <w:szCs w:val="24"/>
-        </w:rPr>
-        <w:t>ння подав людському родові. *</w:t>
-      </w:r>
-      <w:r>
-        <w:rPr>
-          <w:rFonts w:ascii="Times New Roman" w:hAnsi="Times New Roman" w:cs="Times New Roman"/>
-          <w:sz w:val="24"/>
-          <w:szCs w:val="24"/>
-        </w:rPr>
-        <w:t xml:space="preserve"> Він бо всіх Спаситель, воскресі</w:t>
-      </w:r>
-      <w:r>
-        <w:rPr>
-          <w:rFonts w:ascii="Times New Roman" w:hAnsi="Times New Roman" w:cs="Times New Roman"/>
-          <w:sz w:val="24"/>
-          <w:szCs w:val="24"/>
-        </w:rPr>
-        <w:t>ння і життя, і Бог усіх.</w:t>
+          <w:iCs/>
+          <w:color w:val="FF4400"/>
+          <w:sz w:val="24"/>
+          <w:szCs w:val="24"/>
+          <w:lang w:eastAsia="uk-UA"/>
+        </w:rPr>
+        <w:t xml:space="preserve">Кондак (г. 6): </w:t>
+      </w:r>
+      <w:r>
+        <w:rPr>
+          <w:rFonts w:ascii="Times New Roman" w:eastAsia="Times New Roman" w:hAnsi="Times New Roman" w:cs="Times New Roman"/>
+          <w:color w:val="333333"/>
+          <w:sz w:val="24"/>
+          <w:szCs w:val="24"/>
+          <w:lang w:eastAsia="uk-UA"/>
+        </w:rPr>
+        <w:t>Життєда́йною доло́нею* уме́рлих із мря́чних доли́н* воскреси́в усі́х Життєда́вець  – Христо́с Бог,* воскресі́ння пода́в людсько́му ро́дові.* Він бо всіх Спаси́тель, воскресі́ння, і життя́, і Бог усі́х.</w:t>
       </w:r>
     </w:p>
     <w:p>
@@ -616,74 +596,46 @@
     </w:p>
     <w:p>
       <w:pPr>
-        <w:rPr>
-          <w:rFonts w:ascii="Times New Roman" w:hAnsi="Times New Roman" w:cs="Times New Roman"/>
-          <w:sz w:val="24"/>
-          <w:szCs w:val="24"/>
-        </w:rPr>
-      </w:pPr>
-      <w:bookmarkStart w:id="4" w:name="_Hlk83715779"/>
-      <w:r>
-        <w:rPr>
-          <w:rFonts w:ascii="Times New Roman" w:eastAsia="Times New Roman" w:hAnsi="Times New Roman" w:cs="Times New Roman"/>
+        <w:pStyle w:val="a5"/>
+        <w:spacing w:before="0" w:beforeAutospacing="0" w:after="120" w:afterAutospacing="0"/>
+      </w:pPr>
+      <w:bookmarkStart w:id="2" w:name="_Hlk83715779"/>
+      <w:r>
+        <w:rPr>
           <w:i/>
-          <w:color w:val="FF0000"/>
-          <w:sz w:val="24"/>
-        </w:rPr>
-        <w:t>Тропар (г. 7):</w:t>
-      </w:r>
-      <w:r>
-        <w:rPr>
-          <w:rFonts w:ascii="Times New Roman" w:hAnsi="Times New Roman" w:cs="Times New Roman"/>
-          <w:sz w:val="24"/>
-          <w:szCs w:val="24"/>
-        </w:rPr>
-        <w:t xml:space="preserve"> Розрушив Ти хрестом твоїм смерть, * створив Ти розбійникові рай, * мироносицям плач перемінив єси, * і апостолам проповідати повелів єси, * що воскрес Ти, Христе Боже, * даючи світові велику милість.</w:t>
-      </w:r>
-    </w:p>
-    <w:p>
-      <w:pPr>
-        <w:rPr>
-          <w:rFonts w:ascii="Times New Roman" w:hAnsi="Times New Roman" w:cs="Times New Roman"/>
-          <w:sz w:val="24"/>
-          <w:szCs w:val="24"/>
-        </w:rPr>
-      </w:pPr>
-      <w:r>
-        <w:rPr>
-          <w:rFonts w:ascii="Times New Roman" w:eastAsia="Times New Roman" w:hAnsi="Times New Roman" w:cs="Times New Roman"/>
+          <w:iCs/>
+          <w:color w:val="FF4400"/>
+        </w:rPr>
+        <w:t xml:space="preserve">Тропар (г. 7): </w:t>
+      </w:r>
+      <w:r>
+        <w:rPr>
+          <w:color w:val="333333"/>
+        </w:rPr>
+        <w:t>Розори́в Ти хресто́м Твої́м смерть,* отвори́в Ти розбі́йникові рай,* мироно́сицям плач переміни́в Ти,* і апо́столам пропові́дати повелі́в,* що воскре́с Ти, Хри́сте Бо́же,* даючи́ сві́тові вели́ку ми́лість.</w:t>
+      </w:r>
+    </w:p>
+    <w:p>
+      <w:pPr>
+        <w:pStyle w:val="a5"/>
+        <w:spacing w:before="0" w:beforeAutospacing="0" w:after="120" w:afterAutospacing="0"/>
+      </w:pPr>
+      <w:r>
+        <w:rPr>
           <w:i/>
-          <w:color w:val="FF0000"/>
-          <w:sz w:val="24"/>
-        </w:rPr>
-        <w:t>Кондак (г. 7):</w:t>
-      </w:r>
-      <w:r>
-        <w:rPr>
-          <w:rFonts w:ascii="Times New Roman" w:hAnsi="Times New Roman" w:cs="Times New Roman"/>
-          <w:sz w:val="24"/>
-          <w:szCs w:val="24"/>
-        </w:rPr>
-        <w:t xml:space="preserve"> Вже більше влада смертна не зможе людей держати, * Христос бо зійшов, сокрушаючи й розоряючи сили її. * Зв’язується ад, * пророки согласно радуються, * представ Спас, мовлячи тим, що в ві</w:t>
-      </w:r>
-      <w:r>
-        <w:rPr>
-          <w:rFonts w:ascii="Times New Roman" w:hAnsi="Times New Roman" w:cs="Times New Roman"/>
-          <w:sz w:val="24"/>
-          <w:szCs w:val="24"/>
-        </w:rPr>
-        <w:t>рі: * Вийдіть, вірні, у воскресі</w:t>
-      </w:r>
-      <w:r>
-        <w:rPr>
-          <w:rFonts w:ascii="Times New Roman" w:hAnsi="Times New Roman" w:cs="Times New Roman"/>
-          <w:sz w:val="24"/>
-          <w:szCs w:val="24"/>
-        </w:rPr>
-        <w:t>ння.</w:t>
-      </w:r>
-    </w:p>
-    <w:bookmarkEnd w:id="4"/>
+          <w:iCs/>
+          <w:color w:val="FF4400"/>
+        </w:rPr>
+        <w:t xml:space="preserve">Кондак (г. 7): </w:t>
+      </w:r>
+      <w:r>
+        <w:rPr>
+          <w:color w:val="333333"/>
+        </w:rPr>
+        <w:t>Уже́ бі́льше вла́да сме́ртна не змо́же люде́й держа́ти,* Христо́с бо зійшо́в, сокруша́ючи й розоря́ючи си́ли її́.* Зв’я́зується ад,* проро́ки су́голосно ра́дуються,* предста́в Спас, мо́влячи тим, що в ві́рі:* Ви́йдіть, ві́рні, у воскресі́ння.</w:t>
+      </w:r>
+    </w:p>
+    <w:bookmarkEnd w:id="2"/>
     <w:p>
       <w:pPr>
         <w:pStyle w:val="2"/>
@@ -710,97 +662,43 @@
     </w:p>
     <w:p>
       <w:pPr>
-        <w:rPr>
-          <w:rFonts w:ascii="Times New Roman" w:hAnsi="Times New Roman" w:cs="Times New Roman"/>
-          <w:sz w:val="24"/>
-          <w:szCs w:val="24"/>
-        </w:rPr>
-      </w:pPr>
-      <w:bookmarkStart w:id="5" w:name="_Hlk83715158"/>
-      <w:r>
-        <w:rPr>
-          <w:rFonts w:ascii="Times New Roman" w:eastAsia="Times New Roman" w:hAnsi="Times New Roman" w:cs="Times New Roman"/>
+        <w:pStyle w:val="a5"/>
+        <w:spacing w:before="0" w:beforeAutospacing="0" w:after="120" w:afterAutospacing="0"/>
+      </w:pPr>
+      <w:r>
+        <w:rPr>
           <w:i/>
-          <w:color w:val="FF0000"/>
-          <w:sz w:val="24"/>
+          <w:iCs/>
+          <w:color w:val="FF4400"/>
         </w:rPr>
         <w:t xml:space="preserve">Тропар (г. 8): </w:t>
       </w:r>
       <w:r>
         <w:rPr>
-          <w:rFonts w:ascii="Times New Roman" w:hAnsi="Times New Roman" w:cs="Times New Roman"/>
-          <w:sz w:val="24"/>
-          <w:szCs w:val="24"/>
-        </w:rPr>
-        <w:t xml:space="preserve">З висоти зійшов Ти, Милосердний, * погребення прийняв Ти тридневне, * щоб нас визволити </w:t>
-      </w:r>
-      <w:r>
-        <w:rPr>
-          <w:rFonts w:ascii="Times New Roman" w:hAnsi="Times New Roman" w:cs="Times New Roman"/>
-          <w:sz w:val="24"/>
-          <w:szCs w:val="24"/>
-        </w:rPr>
-        <w:t>від страстей. * Життя і воскресі</w:t>
-      </w:r>
-      <w:r>
-        <w:rPr>
-          <w:rFonts w:ascii="Times New Roman" w:hAnsi="Times New Roman" w:cs="Times New Roman"/>
-          <w:sz w:val="24"/>
-          <w:szCs w:val="24"/>
-        </w:rPr>
-        <w:t>ння наше, * Господи, слава Тобі.</w:t>
-      </w:r>
-    </w:p>
-    <w:p>
-      <w:pPr>
-        <w:rPr>
-          <w:rFonts w:ascii="Times New Roman" w:hAnsi="Times New Roman" w:cs="Times New Roman"/>
-          <w:sz w:val="24"/>
-          <w:szCs w:val="24"/>
-        </w:rPr>
-      </w:pPr>
-      <w:r>
-        <w:rPr>
-          <w:rFonts w:ascii="Times New Roman" w:eastAsia="Times New Roman" w:hAnsi="Times New Roman" w:cs="Times New Roman"/>
+          <w:color w:val="333333"/>
+        </w:rPr>
+        <w:t>З висоти́ зійшо́в Ти, Милосе́рдний,* погребе́ння прийня́в Ти тридне́вне,* щоб нас ви́зволити від страсте́й,* життя́ і воскресі́ння на́ше,* Го́споди, сла́ва Тобі́.</w:t>
+      </w:r>
+    </w:p>
+    <w:p>
+      <w:pPr>
+        <w:pStyle w:val="a5"/>
+        <w:spacing w:before="0" w:beforeAutospacing="0" w:after="120" w:afterAutospacing="0"/>
+      </w:pPr>
+      <w:r>
+        <w:rPr>
           <w:i/>
-          <w:color w:val="FF0000"/>
-          <w:sz w:val="24"/>
-        </w:rPr>
-        <w:t>Кондак (г. 8):</w:t>
-      </w:r>
-      <w:r>
-        <w:rPr>
-          <w:rFonts w:ascii="Times New Roman" w:hAnsi="Times New Roman" w:cs="Times New Roman"/>
-          <w:sz w:val="24"/>
-          <w:szCs w:val="24"/>
-        </w:rPr>
-        <w:t xml:space="preserve"> Воскресши</w:t>
-      </w:r>
-      <w:r>
-        <w:rPr>
-          <w:rFonts w:ascii="Times New Roman" w:hAnsi="Times New Roman" w:cs="Times New Roman"/>
-          <w:sz w:val="24"/>
-          <w:szCs w:val="24"/>
-        </w:rPr>
-        <w:t xml:space="preserve"> з гробу, * умерлих воздвигнув Ти * і Адама воскресив Ти</w:t>
-      </w:r>
-      <w:r>
-        <w:rPr>
-          <w:rFonts w:ascii="Times New Roman" w:hAnsi="Times New Roman" w:cs="Times New Roman"/>
-          <w:sz w:val="24"/>
-          <w:szCs w:val="24"/>
-        </w:rPr>
-        <w:t>, * і Єва ликує в твоїм воскресі</w:t>
-      </w:r>
-      <w:r>
-        <w:rPr>
-          <w:rFonts w:ascii="Times New Roman" w:hAnsi="Times New Roman" w:cs="Times New Roman"/>
-          <w:sz w:val="24"/>
-          <w:szCs w:val="24"/>
-        </w:rPr>
-        <w:t>нні, * і світу кінці торжествують * востання Твоє, * Многомилостивий.</w:t>
-      </w:r>
-      <w:bookmarkEnd w:id="5"/>
+          <w:iCs/>
+          <w:color w:val="FF4400"/>
+        </w:rPr>
+        <w:t xml:space="preserve">Кондак (г. 8): </w:t>
+      </w:r>
+      <w:r>
+        <w:rPr>
+          <w:color w:val="333333"/>
+        </w:rPr>
+        <w:t>Воскре́сши із гро́бу,* уме́рлих воздви́гнув Ти* і Ада́ма воскреси́в Ти,* і Є́ва лику́є в Твої́м воскресі́нні,* і кінці́ сві́ту урочи́сто святку́ють* воста́ння Твоє́,* Многомилости́вий.</w:t>
+      </w:r>
     </w:p>
     <w:sectPr>
       <w:pgSz w:w="11906" w:h="16838"/>
@@ -984,7 +882,7 @@
     <w:lsdException w:name="Table Web 2" w:semiHidden="1" w:unhideWhenUsed="1"/>
     <w:lsdException w:name="Table Web 3" w:semiHidden="1" w:unhideWhenUsed="1"/>
     <w:lsdException w:name="Balloon Text" w:semiHidden="1" w:unhideWhenUsed="1"/>
-    <w:lsdException w:name="Table Grid" w:semiHidden="1" w:uiPriority="39" w:unhideWhenUsed="1"/>
+    <w:lsdException w:name="Table Grid" w:uiPriority="39"/>
     <w:lsdException w:name="Table Theme" w:semiHidden="1" w:unhideWhenUsed="1"/>
     <w:lsdException w:name="Placeholder Text" w:semiHidden="1"/>
     <w:lsdException w:name="No Spacing" w:uiPriority="1" w:qFormat="1"/>
@@ -1325,6 +1223,22 @@
       <w:szCs w:val="26"/>
     </w:rPr>
   </w:style>
+  <w:style w:type="paragraph" w:styleId="a5">
+    <w:name w:val="Normal (Web)"/>
+    <w:basedOn w:val="a"/>
+    <w:uiPriority w:val="99"/>
+    <w:unhideWhenUsed/>
+    <w:rsid w:val="009763F9"/>
+    <w:pPr>
+      <w:spacing w:before="100" w:beforeAutospacing="1" w:after="100" w:afterAutospacing="1" w:line="240" w:lineRule="auto"/>
+    </w:pPr>
+    <w:rPr>
+      <w:rFonts w:ascii="Times New Roman" w:eastAsia="Times New Roman" w:hAnsi="Times New Roman" w:cs="Times New Roman"/>
+      <w:sz w:val="24"/>
+      <w:szCs w:val="24"/>
+      <w:lang w:eastAsia="uk-UA"/>
+    </w:rPr>
+  </w:style>
 </w:styles>
 </file>
 
